--- a/重构版论文_v4_20260915/研究缺口审计与优先级清单.docx
+++ b/重构版论文_v4_20260915/研究缺口审计与优先级清单.docx
@@ -11369,6 +11369,7 @@
       <w:pgMar w:top="1296" w:right="1224" w:bottom="1296" w:left="1224" w:header="720" w:footer="720" w:gutter="0"/>
       <w:cols w:space="720"/>
       <w:docGrid w:linePitch="360"/>
+      <w:lnNumType w:countBy="1" w:restart="continuous" w:distance="360"/>
     </w:sectPr>
   </w:body>
 </w:document>

--- a/重构版论文_v4_20260915/研究缺口审计与优先级清单.docx
+++ b/重构版论文_v4_20260915/研究缺口审计与优先级清单.docx
@@ -9,6 +9,112 @@
       </w:pPr>
       <w:r>
         <w:t>研究缺口审计与优先级清单</w:t>
+      </w:r>
+    </w:p>
+    <w:p>
+      <w:r>
+        <w:t xml:space="preserve">&gt; </w:t>
+      </w:r>
+      <w:r>
+        <w:rPr>
+          <w:b/>
+        </w:rPr>
+        <w:t>状态说明（2026-09-17 更新）</w:t>
+      </w:r>
+    </w:p>
+    <w:p>
+      <w:r>
+        <w:t>&gt;</w:t>
+      </w:r>
+    </w:p>
+    <w:p>
+      <w:r>
+        <w:t xml:space="preserve">&gt; 本文档是 </w:t>
+      </w:r>
+      <w:r>
+        <w:rPr>
+          <w:b/>
+        </w:rPr>
+        <w:t>2026-09-15 的审计快照</w:t>
+      </w:r>
+      <w:r>
+        <w:t>，保留当时的判断、命令与优先级，便于追溯"为什么要做这些事"。</w:t>
+      </w:r>
+    </w:p>
+    <w:p>
+      <w:r>
+        <w:t>&gt; 截至当前版本，快照中列出的 P0/P1 缺口与阶段 1–3 的任务已绝大部分完成（少数为作者信息与期刊模板这类外部输入）。</w:t>
+      </w:r>
+    </w:p>
+    <w:p>
+      <w:r>
+        <w:t>&gt; 当前状态以下列文件为准，本文档不再单独代表最新进度：</w:t>
+      </w:r>
+    </w:p>
+    <w:p>
+      <w:r>
+        <w:t>&gt;</w:t>
+      </w:r>
+    </w:p>
+    <w:p>
+      <w:r>
+        <w:t xml:space="preserve">&gt; - </w:t>
+      </w:r>
+      <w:r>
+        <w:rPr>
+          <w:rFonts w:ascii="Consolas" w:hAnsi="Consolas"/>
+        </w:rPr>
+        <w:t>论文自查表.md</w:t>
+      </w:r>
+      <w:r>
+        <w:t>：66 项检查，62 项通过、4 项部分通过、0 项缺失；含每项的证据文件。</w:t>
+      </w:r>
+    </w:p>
+    <w:p>
+      <w:r>
+        <w:t xml:space="preserve">&gt; - </w:t>
+      </w:r>
+      <w:r>
+        <w:rPr>
+          <w:rFonts w:ascii="Consolas" w:hAnsi="Consolas"/>
+        </w:rPr>
+        <w:t>遗漏问题审查报告.md</w:t>
+      </w:r>
+      <w:r>
+        <w:t>：第一至第十一轮的逐轮记录、发现的问题与处置方式。</w:t>
+      </w:r>
+    </w:p>
+    <w:p>
+      <w:r>
+        <w:t xml:space="preserve">&gt; - </w:t>
+      </w:r>
+      <w:r>
+        <w:rPr>
+          <w:rFonts w:ascii="Consolas" w:hAnsi="Consolas"/>
+        </w:rPr>
+        <w:t>English_SCI_Manuscript_v4.md</w:t>
+      </w:r>
+      <w:r>
+        <w:t xml:space="preserve"> / </w:t>
+      </w:r>
+      <w:r>
+        <w:rPr>
+          <w:rFonts w:ascii="Consolas" w:hAnsi="Consolas"/>
+        </w:rPr>
+        <w:t>中文SCI论文_v4_重构版.md</w:t>
+      </w:r>
+      <w:r>
+        <w:t>：正式稿件，v1.10.0。</w:t>
+      </w:r>
+    </w:p>
+    <w:p>
+      <w:r>
+        <w:t>&gt;</w:t>
+      </w:r>
+    </w:p>
+    <w:p>
+      <w:r>
+        <w:t>&gt; 建议阅读顺序：先看自查表结论 → 再看审查报告对应轮次 → 最后把本文档当作历史任务清单与命令参考。</w:t>
       </w:r>
     </w:p>
     <w:p>

--- a/重构版论文_v4_20260915/研究缺口审计与优先级清单.docx
+++ b/重构版论文_v4_20260915/研究缺口审计与优先级清单.docx
@@ -9021,6 +9021,10 @@
     <w:p>
       <w:pPr>
         <w:pStyle w:val="ListNumber"/>
+        <w:numPr>
+          <w:ilvl w:val="0"/>
+          <w:numId w:val="10"/>
+        </w:numPr>
       </w:pPr>
       <w:r>
         <w:t>等价性检验（TOST / ROPE）+ 最小有意义效应量声明（0.5 天）</w:t>
@@ -9029,6 +9033,10 @@
     <w:p>
       <w:pPr>
         <w:pStyle w:val="ListNumber"/>
+        <w:numPr>
+          <w:ilvl w:val="0"/>
+          <w:numId w:val="10"/>
+        </w:numPr>
       </w:pPr>
       <w:r>
         <w:t>门控超参搜索，消除公平性不对称（1 天）</w:t>
@@ -9037,6 +9045,10 @@
     <w:p>
       <w:pPr>
         <w:pStyle w:val="ListNumber"/>
+        <w:numPr>
+          <w:ilvl w:val="0"/>
+          <w:numId w:val="10"/>
+        </w:numPr>
       </w:pPr>
       <w:r>
         <w:t>专家多样性与增益的剂量—反应分析（1 天，复用现有预测）</w:t>
@@ -9045,6 +9057,10 @@
     <w:p>
       <w:pPr>
         <w:pStyle w:val="ListNumber"/>
+        <w:numPr>
+          <w:ilvl w:val="0"/>
+          <w:numId w:val="10"/>
+        </w:numPr>
       </w:pPr>
       <w:r>
         <w:t>专家去相关反向实验（2–3 天）</w:t>
@@ -9053,6 +9069,10 @@
     <w:p>
       <w:pPr>
         <w:pStyle w:val="ListNumber"/>
+        <w:numPr>
+          <w:ilvl w:val="0"/>
+          <w:numId w:val="10"/>
+        </w:numPr>
       </w:pPr>
       <w:r>
         <w:t>一个神经基线 MLP（1 天）</w:t>
@@ -9061,6 +9081,10 @@
     <w:p>
       <w:pPr>
         <w:pStyle w:val="ListNumber"/>
+        <w:numPr>
+          <w:ilvl w:val="0"/>
+          <w:numId w:val="10"/>
+        </w:numPr>
       </w:pPr>
       <w:r>
         <w:t>命题 2 的显式上界（1–2 天）</w:t>
@@ -9069,6 +9093,10 @@
     <w:p>
       <w:pPr>
         <w:pStyle w:val="ListNumber"/>
+        <w:numPr>
+          <w:ilvl w:val="0"/>
+          <w:numId w:val="10"/>
+        </w:numPr>
       </w:pPr>
       <w:r>
         <w:t xml:space="preserve">清理 </w:t>
@@ -9086,6 +9114,10 @@
     <w:p>
       <w:pPr>
         <w:pStyle w:val="ListNumber"/>
+        <w:numPr>
+          <w:ilvl w:val="0"/>
+          <w:numId w:val="10"/>
+        </w:numPr>
       </w:pPr>
       <w:r>
         <w:t>英文 v4 + 作者信息（作者信息须你提供）</w:t>
@@ -9102,6 +9134,10 @@
     <w:p>
       <w:pPr>
         <w:pStyle w:val="ListNumber"/>
+        <w:numPr>
+          <w:ilvl w:val="0"/>
+          <w:numId w:val="11"/>
+        </w:numPr>
       </w:pPr>
       <w:r>
         <w:t>时间外推协议（1–2 天）</w:t>
@@ -9110,6 +9146,10 @@
     <w:p>
       <w:pPr>
         <w:pStyle w:val="ListNumber"/>
+        <w:numPr>
+          <w:ilvl w:val="0"/>
+          <w:numId w:val="11"/>
+        </w:numPr>
       </w:pPr>
       <w:r>
         <w:t>全语料或大规模子样本运行（2–5 天）</w:t>
@@ -9118,6 +9158,10 @@
     <w:p>
       <w:pPr>
         <w:pStyle w:val="ListNumber"/>
+        <w:numPr>
+          <w:ilvl w:val="0"/>
+          <w:numId w:val="11"/>
+        </w:numPr>
       </w:pPr>
       <w:r>
         <w:t>近重复检测（1 天）</w:t>
@@ -9126,6 +9170,10 @@
     <w:p>
       <w:pPr>
         <w:pStyle w:val="ListNumber"/>
+        <w:numPr>
+          <w:ilvl w:val="0"/>
+          <w:numId w:val="11"/>
+        </w:numPr>
       </w:pPr>
       <w:r>
         <w:t>代价敏感评估（1 天）</w:t>
@@ -9134,6 +9182,10 @@
     <w:p>
       <w:pPr>
         <w:pStyle w:val="ListNumber"/>
+        <w:numPr>
+          <w:ilvl w:val="0"/>
+          <w:numId w:val="11"/>
+        </w:numPr>
       </w:pPr>
       <w:r>
         <w:t>离散度与资源画像（内存、体积、吞吐）（0.5 天）</w:t>
@@ -9142,6 +9194,10 @@
     <w:p>
       <w:pPr>
         <w:pStyle w:val="ListNumber"/>
+        <w:numPr>
+          <w:ilvl w:val="0"/>
+          <w:numId w:val="11"/>
+        </w:numPr>
       </w:pPr>
       <w:r>
         <w:t>类别级区间与逐类检验（0.5 天）</w:t>
@@ -9150,6 +9206,10 @@
     <w:p>
       <w:pPr>
         <w:pStyle w:val="ListNumber"/>
+        <w:numPr>
+          <w:ilvl w:val="0"/>
+          <w:numId w:val="11"/>
+        </w:numPr>
       </w:pPr>
       <w:r>
         <w:t>主种子由 3 增至 10（1 天）</w:t>
@@ -9158,6 +9218,10 @@
     <w:p>
       <w:pPr>
         <w:pStyle w:val="ListNumber"/>
+        <w:numPr>
+          <w:ilvl w:val="0"/>
+          <w:numId w:val="11"/>
+        </w:numPr>
       </w:pPr>
       <w:r>
         <w:t>容器化与 CI（1.5 天）</w:t>
@@ -9174,6 +9238,10 @@
     <w:p>
       <w:pPr>
         <w:pStyle w:val="ListNumber"/>
+        <w:numPr>
+          <w:ilvl w:val="0"/>
+          <w:numId w:val="12"/>
+        </w:numPr>
       </w:pPr>
       <w:r>
         <w:t>CIC-IDS2018 或 TON_IoT 第四个数据集（3–7 天）</w:t>
@@ -9182,6 +9250,10 @@
     <w:p>
       <w:pPr>
         <w:pStyle w:val="ListNumber"/>
+        <w:numPr>
+          <w:ilvl w:val="0"/>
+          <w:numId w:val="12"/>
+        </w:numPr>
       </w:pPr>
       <w:r>
         <w:t>CNN/LSTM 深度基线（3–5 天）</w:t>
@@ -9190,6 +9262,10 @@
     <w:p>
       <w:pPr>
         <w:pStyle w:val="ListNumber"/>
+        <w:numPr>
+          <w:ilvl w:val="0"/>
+          <w:numId w:val="12"/>
+        </w:numPr>
       </w:pPr>
       <w:r>
         <w:t>对抗鲁棒性（2–4 天）</w:t>
@@ -9198,6 +9274,10 @@
     <w:p>
       <w:pPr>
         <w:pStyle w:val="ListNumber"/>
+        <w:numPr>
+          <w:ilvl w:val="0"/>
+          <w:numId w:val="12"/>
+        </w:numPr>
       </w:pPr>
       <w:r>
         <w:t>预注册 / ROPE / 贝叶斯因子（1–2 天）</w:t>
@@ -9301,6 +9381,10 @@
     <w:p>
       <w:pPr>
         <w:pStyle w:val="ListNumber"/>
+        <w:numPr>
+          <w:ilvl w:val="0"/>
+          <w:numId w:val="13"/>
+        </w:numPr>
       </w:pPr>
       <w:r>
         <w:t>作者信息：姓名、单位、通信作者、ORCID、基金情况。</w:t>
@@ -9309,6 +9393,10 @@
     <w:p>
       <w:pPr>
         <w:pStyle w:val="ListNumber"/>
+        <w:numPr>
+          <w:ilvl w:val="0"/>
+          <w:numId w:val="13"/>
+        </w:numPr>
       </w:pPr>
       <w:r>
         <w:t>目标期刊：阴性结果定位对期刊敏感，需要你与导师确认。</w:t>
@@ -9317,6 +9405,10 @@
     <w:p>
       <w:pPr>
         <w:pStyle w:val="ListNumber"/>
+        <w:numPr>
+          <w:ilvl w:val="0"/>
+          <w:numId w:val="13"/>
+        </w:numPr>
       </w:pPr>
       <w:r>
         <w:t>计算预算：全语料运行（2.1）与第四个数据集（2.3）会显著增加算力与存储占用，需要你同意。</w:t>
@@ -9325,6 +9417,10 @@
     <w:p>
       <w:pPr>
         <w:pStyle w:val="ListNumber"/>
+        <w:numPr>
+          <w:ilvl w:val="0"/>
+          <w:numId w:val="13"/>
+        </w:numPr>
       </w:pPr>
       <w:r>
         <w:t>路线选择：A / B / C。</w:t>
@@ -11680,6 +11776,30 @@
   </w:num>
   <w:num w:numId="9">
     <w:abstractNumId w:val="0"/>
+  </w:num>
+  <w:num w:numId="10">
+    <w:abstractNumId w:val="7"/>
+    <w:lvlOverride w:ilvl="0">
+      <w:startOverride w:val="1"/>
+    </w:lvlOverride>
+  </w:num>
+  <w:num w:numId="11">
+    <w:abstractNumId w:val="7"/>
+    <w:lvlOverride w:ilvl="0">
+      <w:startOverride w:val="1"/>
+    </w:lvlOverride>
+  </w:num>
+  <w:num w:numId="12">
+    <w:abstractNumId w:val="7"/>
+    <w:lvlOverride w:ilvl="0">
+      <w:startOverride w:val="1"/>
+    </w:lvlOverride>
+  </w:num>
+  <w:num w:numId="13">
+    <w:abstractNumId w:val="7"/>
+    <w:lvlOverride w:ilvl="0">
+      <w:startOverride w:val="1"/>
+    </w:lvlOverride>
   </w:num>
 </w:numbering>
 </file>

--- a/重构版论文_v4_20260915/研究缺口审计与优先级清单.docx
+++ b/重构版论文_v4_20260915/研究缺口审计与优先级清单.docx
@@ -104,7 +104,7 @@
         <w:t>中文SCI论文_v4_重构版.md</w:t>
       </w:r>
       <w:r>
-        <w:t>：正式稿件，v1.10.0。</w:t>
+        <w:t>：正式稿件，v1.11.0。</w:t>
       </w:r>
     </w:p>
     <w:p>
@@ -332,6 +332,14 @@
         <w:tblStyle w:val="TableGrid"/>
         <w:tblW w:type="auto" w:w="0"/>
         <w:tblLook w:firstColumn="1" w:firstRow="1" w:lastColumn="0" w:lastRow="0" w:noHBand="0" w:noVBand="1" w:val="04A0"/>
+        <w:tblBorders>
+          <w:top w:val="single" w:sz="6" w:space="0" w:color="000000"/>
+          <w:left w:val="none" w:sz="0" w:space="0" w:color="auto"/>
+          <w:bottom w:val="single" w:sz="6" w:space="0" w:color="000000"/>
+          <w:right w:val="none" w:sz="0" w:space="0" w:color="auto"/>
+          <w:insideH w:val="single" w:sz="6" w:space="0" w:color="000000"/>
+          <w:insideV w:val="none" w:sz="0" w:space="0" w:color="auto"/>
+        </w:tblBorders>
       </w:tblPr>
       <w:tblGrid>
         <w:gridCol w:w="1632"/>
@@ -1148,6 +1156,14 @@
         <w:tblStyle w:val="TableGrid"/>
         <w:tblW w:type="auto" w:w="0"/>
         <w:tblLook w:firstColumn="1" w:firstRow="1" w:lastColumn="0" w:lastRow="0" w:noHBand="0" w:noVBand="1" w:val="04A0"/>
+        <w:tblBorders>
+          <w:top w:val="single" w:sz="6" w:space="0" w:color="000000"/>
+          <w:left w:val="none" w:sz="0" w:space="0" w:color="auto"/>
+          <w:bottom w:val="single" w:sz="6" w:space="0" w:color="000000"/>
+          <w:right w:val="none" w:sz="0" w:space="0" w:color="auto"/>
+          <w:insideH w:val="single" w:sz="6" w:space="0" w:color="000000"/>
+          <w:insideV w:val="none" w:sz="0" w:space="0" w:color="auto"/>
+        </w:tblBorders>
       </w:tblPr>
       <w:tblGrid>
         <w:gridCol w:w="1632"/>
@@ -2215,6 +2231,14 @@
         <w:tblStyle w:val="TableGrid"/>
         <w:tblW w:type="auto" w:w="0"/>
         <w:tblLook w:firstColumn="1" w:firstRow="1" w:lastColumn="0" w:lastRow="0" w:noHBand="0" w:noVBand="1" w:val="04A0"/>
+        <w:tblBorders>
+          <w:top w:val="single" w:sz="6" w:space="0" w:color="000000"/>
+          <w:left w:val="none" w:sz="0" w:space="0" w:color="auto"/>
+          <w:bottom w:val="single" w:sz="6" w:space="0" w:color="000000"/>
+          <w:right w:val="none" w:sz="0" w:space="0" w:color="auto"/>
+          <w:insideH w:val="single" w:sz="6" w:space="0" w:color="000000"/>
+          <w:insideV w:val="none" w:sz="0" w:space="0" w:color="auto"/>
+        </w:tblBorders>
       </w:tblPr>
       <w:tblGrid>
         <w:gridCol w:w="1632"/>
@@ -3024,6 +3048,14 @@
         <w:tblStyle w:val="TableGrid"/>
         <w:tblW w:type="auto" w:w="0"/>
         <w:tblLook w:firstColumn="1" w:firstRow="1" w:lastColumn="0" w:lastRow="0" w:noHBand="0" w:noVBand="1" w:val="04A0"/>
+        <w:tblBorders>
+          <w:top w:val="single" w:sz="6" w:space="0" w:color="000000"/>
+          <w:left w:val="none" w:sz="0" w:space="0" w:color="auto"/>
+          <w:bottom w:val="single" w:sz="6" w:space="0" w:color="000000"/>
+          <w:right w:val="none" w:sz="0" w:space="0" w:color="auto"/>
+          <w:insideH w:val="single" w:sz="6" w:space="0" w:color="000000"/>
+          <w:insideV w:val="none" w:sz="0" w:space="0" w:color="auto"/>
+        </w:tblBorders>
       </w:tblPr>
       <w:tblGrid>
         <w:gridCol w:w="1632"/>
@@ -4019,6 +4051,14 @@
         <w:tblStyle w:val="TableGrid"/>
         <w:tblW w:type="auto" w:w="0"/>
         <w:tblLook w:firstColumn="1" w:firstRow="1" w:lastColumn="0" w:lastRow="0" w:noHBand="0" w:noVBand="1" w:val="04A0"/>
+        <w:tblBorders>
+          <w:top w:val="single" w:sz="6" w:space="0" w:color="000000"/>
+          <w:left w:val="none" w:sz="0" w:space="0" w:color="auto"/>
+          <w:bottom w:val="single" w:sz="6" w:space="0" w:color="000000"/>
+          <w:right w:val="none" w:sz="0" w:space="0" w:color="auto"/>
+          <w:insideH w:val="single" w:sz="6" w:space="0" w:color="000000"/>
+          <w:insideV w:val="none" w:sz="0" w:space="0" w:color="auto"/>
+        </w:tblBorders>
       </w:tblPr>
       <w:tblGrid>
         <w:gridCol w:w="1632"/>
@@ -4827,6 +4867,14 @@
         <w:tblStyle w:val="TableGrid"/>
         <w:tblW w:type="auto" w:w="0"/>
         <w:tblLook w:firstColumn="1" w:firstRow="1" w:lastColumn="0" w:lastRow="0" w:noHBand="0" w:noVBand="1" w:val="04A0"/>
+        <w:tblBorders>
+          <w:top w:val="single" w:sz="6" w:space="0" w:color="000000"/>
+          <w:left w:val="none" w:sz="0" w:space="0" w:color="auto"/>
+          <w:bottom w:val="single" w:sz="6" w:space="0" w:color="000000"/>
+          <w:right w:val="none" w:sz="0" w:space="0" w:color="auto"/>
+          <w:insideH w:val="single" w:sz="6" w:space="0" w:color="000000"/>
+          <w:insideV w:val="none" w:sz="0" w:space="0" w:color="auto"/>
+        </w:tblBorders>
       </w:tblPr>
       <w:tblGrid>
         <w:gridCol w:w="1632"/>
@@ -6032,6 +6080,14 @@
         <w:tblStyle w:val="TableGrid"/>
         <w:tblW w:type="auto" w:w="0"/>
         <w:tblLook w:firstColumn="1" w:firstRow="1" w:lastColumn="0" w:lastRow="0" w:noHBand="0" w:noVBand="1" w:val="04A0"/>
+        <w:tblBorders>
+          <w:top w:val="single" w:sz="6" w:space="0" w:color="000000"/>
+          <w:left w:val="none" w:sz="0" w:space="0" w:color="auto"/>
+          <w:bottom w:val="single" w:sz="6" w:space="0" w:color="000000"/>
+          <w:right w:val="none" w:sz="0" w:space="0" w:color="auto"/>
+          <w:insideH w:val="single" w:sz="6" w:space="0" w:color="000000"/>
+          <w:insideV w:val="none" w:sz="0" w:space="0" w:color="auto"/>
+        </w:tblBorders>
       </w:tblPr>
       <w:tblGrid>
         <w:gridCol w:w="1632"/>
@@ -6835,6 +6891,14 @@
         <w:tblStyle w:val="TableGrid"/>
         <w:tblW w:type="auto" w:w="0"/>
         <w:tblLook w:firstColumn="1" w:firstRow="1" w:lastColumn="0" w:lastRow="0" w:noHBand="0" w:noVBand="1" w:val="04A0"/>
+        <w:tblBorders>
+          <w:top w:val="single" w:sz="6" w:space="0" w:color="000000"/>
+          <w:left w:val="none" w:sz="0" w:space="0" w:color="auto"/>
+          <w:bottom w:val="single" w:sz="6" w:space="0" w:color="000000"/>
+          <w:right w:val="none" w:sz="0" w:space="0" w:color="auto"/>
+          <w:insideH w:val="single" w:sz="6" w:space="0" w:color="000000"/>
+          <w:insideV w:val="none" w:sz="0" w:space="0" w:color="auto"/>
+        </w:tblBorders>
       </w:tblPr>
       <w:tblGrid>
         <w:gridCol w:w="1632"/>
@@ -7955,6 +8019,14 @@
         <w:tblStyle w:val="TableGrid"/>
         <w:tblW w:type="auto" w:w="0"/>
         <w:tblLook w:firstColumn="1" w:firstRow="1" w:lastColumn="0" w:lastRow="0" w:noHBand="0" w:noVBand="1" w:val="04A0"/>
+        <w:tblBorders>
+          <w:top w:val="single" w:sz="6" w:space="0" w:color="000000"/>
+          <w:left w:val="none" w:sz="0" w:space="0" w:color="auto"/>
+          <w:bottom w:val="single" w:sz="6" w:space="0" w:color="000000"/>
+          <w:right w:val="none" w:sz="0" w:space="0" w:color="auto"/>
+          <w:insideH w:val="single" w:sz="6" w:space="0" w:color="000000"/>
+          <w:insideV w:val="none" w:sz="0" w:space="0" w:color="auto"/>
+        </w:tblBorders>
       </w:tblPr>
       <w:tblGrid>
         <w:gridCol w:w="1632"/>
@@ -9665,6 +9737,14 @@
         <w:tblStyle w:val="TableGrid"/>
         <w:tblW w:type="auto" w:w="0"/>
         <w:tblLook w:firstColumn="1" w:firstRow="1" w:lastColumn="0" w:lastRow="0" w:noHBand="0" w:noVBand="1" w:val="04A0"/>
+        <w:tblBorders>
+          <w:top w:val="single" w:sz="6" w:space="0" w:color="000000"/>
+          <w:left w:val="none" w:sz="0" w:space="0" w:color="auto"/>
+          <w:bottom w:val="single" w:sz="6" w:space="0" w:color="000000"/>
+          <w:right w:val="none" w:sz="0" w:space="0" w:color="auto"/>
+          <w:insideH w:val="single" w:sz="6" w:space="0" w:color="000000"/>
+          <w:insideV w:val="none" w:sz="0" w:space="0" w:color="auto"/>
+        </w:tblBorders>
       </w:tblPr>
       <w:tblGrid>
         <w:gridCol w:w="2448"/>
@@ -10125,6 +10205,14 @@
         <w:tblStyle w:val="TableGrid"/>
         <w:tblW w:type="auto" w:w="0"/>
         <w:tblLook w:firstColumn="1" w:firstRow="1" w:lastColumn="0" w:lastRow="0" w:noHBand="0" w:noVBand="1" w:val="04A0"/>
+        <w:tblBorders>
+          <w:top w:val="single" w:sz="6" w:space="0" w:color="000000"/>
+          <w:left w:val="none" w:sz="0" w:space="0" w:color="auto"/>
+          <w:bottom w:val="single" w:sz="6" w:space="0" w:color="000000"/>
+          <w:right w:val="none" w:sz="0" w:space="0" w:color="auto"/>
+          <w:insideH w:val="single" w:sz="6" w:space="0" w:color="000000"/>
+          <w:insideV w:val="none" w:sz="0" w:space="0" w:color="auto"/>
+        </w:tblBorders>
       </w:tblPr>
       <w:tblGrid>
         <w:gridCol w:w="4896"/>
@@ -10721,6 +10809,14 @@
         <w:tblStyle w:val="TableGrid"/>
         <w:tblW w:type="auto" w:w="0"/>
         <w:tblLook w:firstColumn="1" w:firstRow="1" w:lastColumn="0" w:lastRow="0" w:noHBand="0" w:noVBand="1" w:val="04A0"/>
+        <w:tblBorders>
+          <w:top w:val="single" w:sz="6" w:space="0" w:color="000000"/>
+          <w:left w:val="none" w:sz="0" w:space="0" w:color="auto"/>
+          <w:bottom w:val="single" w:sz="6" w:space="0" w:color="000000"/>
+          <w:right w:val="none" w:sz="0" w:space="0" w:color="auto"/>
+          <w:insideH w:val="single" w:sz="6" w:space="0" w:color="000000"/>
+          <w:insideV w:val="none" w:sz="0" w:space="0" w:color="auto"/>
+        </w:tblBorders>
       </w:tblPr>
       <w:tblGrid>
         <w:gridCol w:w="1958"/>

--- a/重构版论文_v4_20260915/研究缺口审计与优先级清单.docx
+++ b/重构版论文_v4_20260915/研究缺口审计与优先级清单.docx
@@ -67,7 +67,7 @@
         <w:t>论文自查表.md</w:t>
       </w:r>
       <w:r>
-        <w:t>：66 项检查，62 项通过、4 项部分通过、0 项缺失；含每项的证据文件。</w:t>
+        <w:t>：69 项检查，65 项通过、4 项部分通过、0 项缺失；含每项的证据文件。</w:t>
       </w:r>
     </w:p>
     <w:p>
@@ -11659,7 +11659,7 @@
         <w:t>English_SCI_Manuscript_v4.docx</w:t>
       </w:r>
       <w:r>
-        <w:t>，约 10 800 词、11 图、10 表，与中文稿逐节对齐，图序已按出现顺序统一重编号。P0 八项至此全部关闭。图形摘要与 cover letter 顺延至阶段 3（投稿打包）。</w:t>
+        <w:t>，14 563 词、11 图、8 表，与中文稿逐节对齐，图序已按出现顺序统一重编号。P0 八项至此全部关闭。图形摘要与 cover letter 顺延至阶段 3（投稿打包）。</w:t>
       </w:r>
     </w:p>
     <w:sectPr>

--- a/重构版论文_v4_20260915/研究缺口审计与优先级清单.docx
+++ b/重构版论文_v4_20260915/研究缺口审计与优先级清单.docx
@@ -81,7 +81,7 @@
         <w:t>遗漏问题审查报告.md</w:t>
       </w:r>
       <w:r>
-        <w:t>：第一至第十一轮的逐轮记录、发现的问题与处置方式。</w:t>
+        <w:t>：第一至第十九轮的逐轮记录、发现的问题与处置方式。</w:t>
       </w:r>
     </w:p>
     <w:p>

--- a/重构版论文_v4_20260915/研究缺口审计与优先级清单.docx
+++ b/重构版论文_v4_20260915/研究缺口审计与优先级清单.docx
@@ -11659,7 +11659,7 @@
         <w:t>English_SCI_Manuscript_v4.docx</w:t>
       </w:r>
       <w:r>
-        <w:t>，14 563 词、11 图、8 表，与中文稿逐节对齐，图序已按出现顺序统一重编号。P0 八项至此全部关闭。图形摘要与 cover letter 顺延至阶段 3（投稿打包）。</w:t>
+        <w:t>，14 820 词、11 图、8 表，与中文稿逐节对齐，图序已按出现顺序统一重编号。P0 八项至此全部关闭。图形摘要与 cover letter 顺延至阶段 3（投稿打包）。</w:t>
       </w:r>
     </w:p>
     <w:sectPr>

--- a/重构版论文_v4_20260915/研究缺口审计与优先级清单.docx
+++ b/重构版论文_v4_20260915/研究缺口审计与优先级清单.docx
@@ -11659,7 +11659,7 @@
         <w:t>English_SCI_Manuscript_v4.docx</w:t>
       </w:r>
       <w:r>
-        <w:t>，14 820 词、11 图、8 表，与中文稿逐节对齐，图序已按出现顺序统一重编号。P0 八项至此全部关闭。图形摘要与 cover letter 顺延至阶段 3（投稿打包）。</w:t>
+        <w:t>，16 061 词、11 图、8 表，与中文稿逐节对齐，图序已按出现顺序统一重编号。P0 八项至此全部关闭。图形摘要与 cover letter 顺延至阶段 3（投稿打包）。</w:t>
       </w:r>
     </w:p>
     <w:sectPr>

--- a/重构版论文_v4_20260915/研究缺口审计与优先级清单.docx
+++ b/重构版论文_v4_20260915/研究缺口审计与优先级清单.docx
@@ -11659,7 +11659,7 @@
         <w:t>English_SCI_Manuscript_v4.docx</w:t>
       </w:r>
       <w:r>
-        <w:t>，16 061 词、11 图、8 表，与中文稿逐节对齐，图序已按出现顺序统一重编号。P0 八项至此全部关闭。图形摘要与 cover letter 顺延至阶段 3（投稿打包）。</w:t>
+        <w:t>，16 075 词、11 图、8 表，与中文稿逐节对齐，图序已按出现顺序统一重编号。P0 八项至此全部关闭。图形摘要与 cover letter 顺延至阶段 3（投稿打包）。</w:t>
       </w:r>
     </w:p>
     <w:sectPr>

--- a/重构版论文_v4_20260915/研究缺口审计与优先级清单.docx
+++ b/重构版论文_v4_20260915/研究缺口审计与优先级清单.docx
@@ -11659,7 +11659,7 @@
         <w:t>English_SCI_Manuscript_v4.docx</w:t>
       </w:r>
       <w:r>
-        <w:t>，16 075 词、11 图、8 表，与中文稿逐节对齐，图序已按出现顺序统一重编号。P0 八项至此全部关闭。图形摘要与 cover letter 顺延至阶段 3（投稿打包）。</w:t>
+        <w:t>，16 231 词、11 图、8 表，与中文稿逐节对齐，图序已按出现顺序统一重编号。P0 八项至此全部关闭。图形摘要与 cover letter 顺延至阶段 3（投稿打包）。</w:t>
       </w:r>
     </w:p>
     <w:sectPr>

--- a/重构版论文_v4_20260915/研究缺口审计与优先级清单.docx
+++ b/重构版论文_v4_20260915/研究缺口审计与优先级清单.docx
@@ -11659,7 +11659,7 @@
         <w:t>English_SCI_Manuscript_v4.docx</w:t>
       </w:r>
       <w:r>
-        <w:t>，16 231 词、11 图、8 表，与中文稿逐节对齐，图序已按出现顺序统一重编号。P0 八项至此全部关闭。图形摘要与 cover letter 顺延至阶段 3（投稿打包）。</w:t>
+        <w:t>，16 325 词、11 图、8 表，与中文稿逐节对齐，图序已按出现顺序统一重编号。P0 八项至此全部关闭。图形摘要与 cover letter 顺延至阶段 3（投稿打包）。</w:t>
       </w:r>
     </w:p>
     <w:sectPr>

--- a/重构版论文_v4_20260915/研究缺口审计与优先级清单.docx
+++ b/重构版论文_v4_20260915/研究缺口审计与优先级清单.docx
@@ -11659,7 +11659,7 @@
         <w:t>English_SCI_Manuscript_v4.docx</w:t>
       </w:r>
       <w:r>
-        <w:t>，16 325 词、11 图、8 表，与中文稿逐节对齐，图序已按出现顺序统一重编号。P0 八项至此全部关闭。图形摘要与 cover letter 顺延至阶段 3（投稿打包）。</w:t>
+        <w:t>，16 548 词、11 图、8 表，与中文稿逐节对齐，图序已按出现顺序统一重编号。P0 八项至此全部关闭。图形摘要与 cover letter 顺延至阶段 3（投稿打包）。</w:t>
       </w:r>
     </w:p>
     <w:sectPr>

--- a/重构版论文_v4_20260915/研究缺口审计与优先级清单.docx
+++ b/重构版论文_v4_20260915/研究缺口审计与优先级清单.docx
@@ -11659,7 +11659,7 @@
         <w:t>English_SCI_Manuscript_v4.docx</w:t>
       </w:r>
       <w:r>
-        <w:t>，16 548 词、11 图、8 表，与中文稿逐节对齐，图序已按出现顺序统一重编号。P0 八项至此全部关闭。图形摘要与 cover letter 顺延至阶段 3（投稿打包）。</w:t>
+        <w:t>，16 764 词、11 图、8 表，与中文稿逐节对齐，图序已按出现顺序统一重编号。P0 八项至此全部关闭。图形摘要与 cover letter 顺延至阶段 3（投稿打包）。</w:t>
       </w:r>
     </w:p>
     <w:sectPr>

--- a/重构版论文_v4_20260915/研究缺口审计与优先级清单.docx
+++ b/重构版论文_v4_20260915/研究缺口审计与优先级清单.docx
@@ -81,7 +81,7 @@
         <w:t>遗漏问题审查报告.md</w:t>
       </w:r>
       <w:r>
-        <w:t>：第一至第十九轮的逐轮记录、发现的问题与处置方式。</w:t>
+        <w:t>：第一至第二十轮的逐轮记录、发现的问题与处置方式。</w:t>
       </w:r>
     </w:p>
     <w:p>
@@ -317,6 +317,103 @@
       </w:r>
       <w:r>
         <w:t>。这是打包污染代码树的实例，也说明仓库卫生需要治理（见第七节）。</w:t>
+      </w:r>
+    </w:p>
+    <w:p>
+      <w:pPr>
+        <w:pStyle w:val="Heading1"/>
+      </w:pPr>
+      <w:r>
+        <w:t>〇、第二十轮补充：现代语料阶梯（2026-10-06）</w:t>
+      </w:r>
+    </w:p>
+    <w:p>
+      <w:r>
+        <w:t>本轮把「主语料换成现代语料」的验证从单点扩到规模档位、分布位移与机制分解，原先列在「语料陈旧」「规模不足」「只有相关性证据」三条下的缺口均已闭环：</w:t>
+      </w:r>
+    </w:p>
+    <w:p>
+      <w:pPr>
+        <w:pStyle w:val="ListBullet"/>
+      </w:pPr>
+      <w:r>
+        <w:rPr>
+          <w:b/>
+        </w:rPr>
+        <w:t>语料陈旧</w:t>
+      </w:r>
+      <w:r>
+        <w:t>：17 个语料覆盖 1998–2026，其中 2020 年后 12 个、2025 年 4 个、2026 年 3 个；</w:t>
+      </w:r>
+    </w:p>
+    <w:p>
+      <w:pPr>
+        <w:pStyle w:val="ListBullet"/>
+      </w:pPr>
+      <w:r>
+        <w:rPr>
+          <w:b/>
+        </w:rPr>
+        <w:t>规模不足</w:t>
+      </w:r>
+      <w:r>
+        <w:t>：CIC-IoT-2023 到 246 万训练行、Gotham-2025 到 1 425 万训练行 /719 万测试行，-0.005533 的劣势未复现；</w:t>
+      </w:r>
+    </w:p>
+    <w:p>
+      <w:pPr>
+        <w:pStyle w:val="ListBullet"/>
+      </w:pPr>
+      <w:r>
+        <w:rPr>
+          <w:b/>
+        </w:rPr>
+        <w:t>分布位移</w:t>
+      </w:r>
+      <w:r>
+        <w:t>：Gotham 逐设备留出（12/78）与 6TiSCHSet 逐运行留出（12/122）下的两臂差分别为 +0.000000 与 +0.000123；</w:t>
+      </w:r>
+    </w:p>
+    <w:p>
+      <w:pPr>
+        <w:pStyle w:val="ListBullet"/>
+      </w:pPr>
+      <w:r>
+        <w:rPr>
+          <w:b/>
+        </w:rPr>
+        <w:t>机制解释</w:t>
+      </w:r>
+      <w:r>
+        <w:t>：边距上界（Gotham 改判 0 行）、权重机制（树权重 0.0091–0.0102）与多样性剂量—反应（r = 0.744）三条证据链到位；</w:t>
+      </w:r>
+    </w:p>
+    <w:p>
+      <w:pPr>
+        <w:pStyle w:val="ListBullet"/>
+      </w:pPr>
+      <w:r>
+        <w:rPr>
+          <w:b/>
+        </w:rPr>
+        <w:t>可复现性</w:t>
+      </w:r>
+      <w:r>
+        <w:t>：</w:t>
+      </w:r>
+      <w:r>
+        <w:rPr>
+          <w:rFonts w:ascii="Consolas" w:hAnsi="Consolas"/>
+        </w:rPr>
+        <w:t>docs/ladder_scripts_index.md</w:t>
+      </w:r>
+      <w:r>
+        <w:t xml:space="preserve"> 给出这一批 20 个脚本的索引与运行顺序。</w:t>
+      </w:r>
+    </w:p>
+    <w:p>
+      <w:r>
+        <w:t>仍未闭合的只有作者输入项（署名与 CRediT、基金与利益冲突、母语润色、期刊模板排版）。</w:t>
       </w:r>
     </w:p>
     <w:p>
@@ -11659,7 +11756,7 @@
         <w:t>English_SCI_Manuscript_v4.docx</w:t>
       </w:r>
       <w:r>
-        <w:t>，16 764 词、11 图、8 表，与中文稿逐节对齐，图序已按出现顺序统一重编号。P0 八项至此全部关闭。图形摘要与 cover letter 顺延至阶段 3（投稿打包）。</w:t>
+        <w:t>，16 779 词、12 图、8 表，与中文稿逐节对齐，图序已按出现顺序统一重编号。P0 八项至此全部关闭。图形摘要与 cover letter 顺延至阶段 3（投稿打包）。</w:t>
       </w:r>
     </w:p>
     <w:sectPr>

--- a/重构版论文_v4_20260915/研究缺口审计与优先级清单.docx
+++ b/重构版论文_v4_20260915/研究缺口审计与优先级清单.docx
@@ -11756,7 +11756,7 @@
         <w:t>English_SCI_Manuscript_v4.docx</w:t>
       </w:r>
       <w:r>
-        <w:t>，16 779 词、12 图、8 表，与中文稿逐节对齐，图序已按出现顺序统一重编号。P0 八项至此全部关闭。图形摘要与 cover letter 顺延至阶段 3（投稿打包）。</w:t>
+        <w:t>，17 331 词、12 图、8 表，与中文稿逐节对齐，图序已按出现顺序统一重编号。P0 八项至此全部关闭。图形摘要与 cover letter 顺延至阶段 3（投稿打包）。</w:t>
       </w:r>
     </w:p>
     <w:sectPr>

--- a/重构版论文_v4_20260915/研究缺口审计与优先级清单.docx
+++ b/重构版论文_v4_20260915/研究缺口审计与优先级清单.docx
@@ -11756,7 +11756,7 @@
         <w:t>English_SCI_Manuscript_v4.docx</w:t>
       </w:r>
       <w:r>
-        <w:t>，17 331 词、12 图、8 表，与中文稿逐节对齐，图序已按出现顺序统一重编号。P0 八项至此全部关闭。图形摘要与 cover letter 顺延至阶段 3（投稿打包）。</w:t>
+        <w:t>，17 333 词、12 图、8 表，与中文稿逐节对齐，图序已按出现顺序统一重编号。P0 八项至此全部关闭。图形摘要与 cover letter 顺延至阶段 3（投稿打包）。</w:t>
       </w:r>
     </w:p>
     <w:sectPr>

--- a/重构版论文_v4_20260915/研究缺口审计与优先级清单.docx
+++ b/重构版论文_v4_20260915/研究缺口审计与优先级清单.docx
@@ -11756,7 +11756,7 @@
         <w:t>English_SCI_Manuscript_v4.docx</w:t>
       </w:r>
       <w:r>
-        <w:t>，17 333 词、12 图、8 表，与中文稿逐节对齐，图序已按出现顺序统一重编号。P0 八项至此全部关闭。图形摘要与 cover letter 顺延至阶段 3（投稿打包）。</w:t>
+        <w:t>，17 337 词、12 图、8 表，与中文稿逐节对齐，图序已按出现顺序统一重编号。P0 八项至此全部关闭。图形摘要与 cover letter 顺延至阶段 3（投稿打包）。</w:t>
       </w:r>
     </w:p>
     <w:sectPr>

--- a/重构版论文_v4_20260915/研究缺口审计与优先级清单.docx
+++ b/重构版论文_v4_20260915/研究缺口审计与优先级清单.docx
@@ -11756,7 +11756,7 @@
         <w:t>English_SCI_Manuscript_v4.docx</w:t>
       </w:r>
       <w:r>
-        <w:t>，17 337 词、12 图、8 表，与中文稿逐节对齐，图序已按出现顺序统一重编号。P0 八项至此全部关闭。图形摘要与 cover letter 顺延至阶段 3（投稿打包）。</w:t>
+        <w:t>，18 297 词、12 图、8 表，与中文稿逐节对齐，图序已按出现顺序统一重编号。P0 八项至此全部关闭。图形摘要与 cover letter 顺延至阶段 3（投稿打包）。</w:t>
       </w:r>
     </w:p>
     <w:sectPr>

--- a/重构版论文_v4_20260915/研究缺口审计与优先级清单.docx
+++ b/重构版论文_v4_20260915/研究缺口审计与优先级清单.docx
@@ -81,7 +81,7 @@
         <w:t>遗漏问题审查报告.md</w:t>
       </w:r>
       <w:r>
-        <w:t>：第一至第二十轮的逐轮记录、发现的问题与处置方式。</w:t>
+        <w:t>：第一至第二十一轮的逐轮记录、发现的问题与处置方式。</w:t>
       </w:r>
     </w:p>
     <w:p>
@@ -11756,7 +11756,7 @@
         <w:t>English_SCI_Manuscript_v4.docx</w:t>
       </w:r>
       <w:r>
-        <w:t>，18 297 词、12 图、8 表，与中文稿逐节对齐，图序已按出现顺序统一重编号。P0 八项至此全部关闭。图形摘要与 cover letter 顺延至阶段 3（投稿打包）。</w:t>
+        <w:t>，18 922 词、12 图、8 表，与中文稿逐节对齐，图序已按出现顺序统一重编号。P0 八项至此全部关闭。图形摘要与 cover letter 顺延至阶段 3（投稿打包）。</w:t>
       </w:r>
     </w:p>
     <w:sectPr>

--- a/重构版论文_v4_20260915/研究缺口审计与优先级清单.docx
+++ b/重构版论文_v4_20260915/研究缺口审计与优先级清单.docx
@@ -81,7 +81,7 @@
         <w:t>遗漏问题审查报告.md</w:t>
       </w:r>
       <w:r>
-        <w:t>：第一至第二十一轮的逐轮记录、发现的问题与处置方式。</w:t>
+        <w:t>：第一至第二十二轮的逐轮记录、发现的问题与处置方式。</w:t>
       </w:r>
     </w:p>
     <w:p>
@@ -11756,7 +11756,7 @@
         <w:t>English_SCI_Manuscript_v4.docx</w:t>
       </w:r>
       <w:r>
-        <w:t>，18 922 词、12 图、8 表，与中文稿逐节对齐，图序已按出现顺序统一重编号。P0 八项至此全部关闭。图形摘要与 cover letter 顺延至阶段 3（投稿打包）。</w:t>
+        <w:t>，19 824 词、12 图、9 表，与中文稿逐节对齐，图序已按出现顺序统一重编号。P0 八项至此全部关闭。图形摘要与 cover letter 顺延至阶段 3（投稿打包）。</w:t>
       </w:r>
     </w:p>
     <w:sectPr>

--- a/重构版论文_v4_20260915/研究缺口审计与优先级清单.docx
+++ b/重构版论文_v4_20260915/研究缺口审计与优先级清单.docx
@@ -81,7 +81,7 @@
         <w:t>遗漏问题审查报告.md</w:t>
       </w:r>
       <w:r>
-        <w:t>：第一至第二十二轮的逐轮记录、发现的问题与处置方式。</w:t>
+        <w:t>：第一至第二十三轮的逐轮记录、发现的问题与处置方式。</w:t>
       </w:r>
     </w:p>
     <w:p>
@@ -11756,7 +11756,7 @@
         <w:t>English_SCI_Manuscript_v4.docx</w:t>
       </w:r>
       <w:r>
-        <w:t>，19 824 词、12 图、9 表，与中文稿逐节对齐，图序已按出现顺序统一重编号。P0 八项至此全部关闭。图形摘要与 cover letter 顺延至阶段 3（投稿打包）。</w:t>
+        <w:t>，19 971 词、12 图、9 表，与中文稿逐节对齐，图序已按出现顺序统一重编号。P0 八项至此全部关闭。图形摘要与 cover letter 顺延至阶段 3（投稿打包）。</w:t>
       </w:r>
     </w:p>
     <w:sectPr>
